--- a/test/english.docx
+++ b/test/english.docx
@@ -5,194 +5,274 @@
     <w:p>
       <w:pPr>
         <w:rPr>
-          <w:lang w:val="en-US"/>
+          <w:noProof w:val="0"/>
         </w:rPr>
       </w:pPr>
       <w:r>
         <w:rPr>
-          <w:lang w:val="en-US"/>
+          <w:noProof w:val="0"/>
         </w:rPr>
         <w:t xml:space="preserve">In recent year, the rapid </w:t>
       </w:r>
       <w:proofErr w:type="spellStart"/>
       <w:r>
         <w:rPr>
-          <w:lang w:val="en-US"/>
+          <w:noProof w:val="0"/>
         </w:rPr>
         <w:t>developement</w:t>
       </w:r>
       <w:proofErr w:type="spellEnd"/>
       <w:r>
         <w:rPr>
-          <w:lang w:val="en-US"/>
+          <w:noProof w:val="0"/>
         </w:rPr>
         <w:t xml:space="preserve"> of artificial </w:t>
       </w:r>
       <w:proofErr w:type="spellStart"/>
       <w:r>
         <w:rPr>
-          <w:lang w:val="en-US"/>
+          <w:noProof w:val="0"/>
         </w:rPr>
         <w:t>inteligence</w:t>
       </w:r>
       <w:proofErr w:type="spellEnd"/>
       <w:r>
         <w:rPr>
-          <w:lang w:val="en-US"/>
-        </w:rPr>
-        <w:t xml:space="preserve"> have change the way researcher conduct their experiment. Many study focus on analyze</w:t>
-      </w:r>
-      <w:r>
-        <w:rPr>
-          <w:lang w:val="en-US"/>
+          <w:noProof w:val="0"/>
+        </w:rPr>
+        <w:t xml:space="preserve"> have change the way researcher conduct their experiment. Many </w:t>
+      </w:r>
+      <w:proofErr w:type="gramStart"/>
+      <w:r>
+        <w:rPr>
+          <w:noProof w:val="0"/>
+        </w:rPr>
+        <w:t>study</w:t>
+      </w:r>
+      <w:proofErr w:type="gramEnd"/>
+      <w:r>
+        <w:rPr>
+          <w:noProof w:val="0"/>
+        </w:rPr>
+        <w:t xml:space="preserve"> focus on analyze</w:t>
+      </w:r>
+      <w:r>
+        <w:rPr>
+          <w:noProof w:val="0"/>
         </w:rPr>
         <w:t>d</w:t>
       </w:r>
       <w:r>
         <w:rPr>
-          <w:lang w:val="en-US"/>
+          <w:noProof w:val="0"/>
         </w:rPr>
         <w:t xml:space="preserve"> large dataset, which require high computational resource and advance algorithm. However, there is still lack of standardize evaluation method, so the result is often inconsistence </w:t>
       </w:r>
       <w:proofErr w:type="spellStart"/>
       <w:r>
         <w:rPr>
-          <w:lang w:val="en-US"/>
+          <w:noProof w:val="0"/>
         </w:rPr>
         <w:t>acros</w:t>
       </w:r>
       <w:proofErr w:type="spellEnd"/>
       <w:r>
         <w:rPr>
-          <w:lang w:val="en-US"/>
+          <w:noProof w:val="0"/>
         </w:rPr>
         <w:t xml:space="preserve"> </w:t>
       </w:r>
       <w:proofErr w:type="spellStart"/>
       <w:r>
         <w:rPr>
-          <w:lang w:val="en-US"/>
+          <w:noProof w:val="0"/>
         </w:rPr>
         <w:t>diferent</w:t>
       </w:r>
       <w:proofErr w:type="spellEnd"/>
       <w:r>
         <w:rPr>
-          <w:lang w:val="en-US"/>
+          <w:noProof w:val="0"/>
         </w:rPr>
         <w:t xml:space="preserve"> paper. Furthermore, the model that was train on small data does not generalize </w:t>
       </w:r>
       <w:r>
         <w:rPr>
-          <w:lang w:val="en-US"/>
+          <w:noProof w:val="0"/>
         </w:rPr>
         <w:t>good</w:t>
       </w:r>
       <w:r>
         <w:rPr>
-          <w:lang w:val="en-US"/>
-        </w:rPr>
-        <w:t xml:space="preserve"> when it are applied to real-world </w:t>
-      </w:r>
-      <w:proofErr w:type="spellStart"/>
-      <w:r>
-        <w:rPr>
-          <w:lang w:val="en-US"/>
+          <w:noProof w:val="0"/>
+        </w:rPr>
+        <w:t xml:space="preserve"> when it </w:t>
+      </w:r>
+      <w:proofErr w:type="gramStart"/>
+      <w:r>
+        <w:rPr>
+          <w:noProof w:val="0"/>
+        </w:rPr>
+        <w:t>are</w:t>
+      </w:r>
+      <w:proofErr w:type="gramEnd"/>
+      <w:r>
+        <w:rPr>
+          <w:noProof w:val="0"/>
+        </w:rPr>
+        <w:t xml:space="preserve"> applied to real-world </w:t>
+      </w:r>
+      <w:proofErr w:type="spellStart"/>
+      <w:r>
+        <w:rPr>
+          <w:noProof w:val="0"/>
         </w:rPr>
         <w:t>scen</w:t>
       </w:r>
       <w:r>
         <w:rPr>
-          <w:lang w:val="en-US"/>
+          <w:noProof w:val="0"/>
         </w:rPr>
         <w:t>e</w:t>
       </w:r>
       <w:r>
         <w:rPr>
-          <w:lang w:val="en-US"/>
+          <w:noProof w:val="0"/>
         </w:rPr>
         <w:t>rio</w:t>
       </w:r>
       <w:proofErr w:type="spellEnd"/>
       <w:r>
         <w:rPr>
-          <w:lang w:val="en-US"/>
+          <w:noProof w:val="0"/>
         </w:rPr>
         <w:t>.</w:t>
       </w:r>
-      <w:r>
-        <w:rPr>
-          <w:lang w:val="en-US"/>
+    </w:p>
+    <w:p>
+      <w:proofErr w:type="spellStart"/>
+      <w:r>
+        <w:rPr>
+          <w:noProof w:val="0"/>
+        </w:rPr>
+        <w:t>Nghiên</w:t>
+      </w:r>
+      <w:proofErr w:type="spellEnd"/>
+      <w:r>
+        <w:rPr>
+          <w:noProof w:val="0"/>
         </w:rPr>
         <w:t xml:space="preserve"> </w:t>
       </w:r>
       <w:proofErr w:type="spellStart"/>
       <w:r>
         <w:rPr>
-          <w:lang w:val="en-US"/>
-        </w:rPr>
-        <w:t>Nghiên</w:t>
-      </w:r>
-      <w:proofErr w:type="spellEnd"/>
-      <w:r>
-        <w:rPr>
-          <w:lang w:val="en-US"/>
+          <w:noProof w:val="0"/>
+        </w:rPr>
+        <w:t>cưu</w:t>
+      </w:r>
+      <w:proofErr w:type="spellEnd"/>
+      <w:r>
+        <w:rPr>
+          <w:noProof w:val="0"/>
+        </w:rPr>
+        <w:t xml:space="preserve"> khoa </w:t>
+      </w:r>
+      <w:proofErr w:type="spellStart"/>
+      <w:r>
+        <w:rPr>
+          <w:noProof w:val="0"/>
+        </w:rPr>
+        <w:t>học</w:t>
+      </w:r>
+      <w:proofErr w:type="spellEnd"/>
+      <w:r>
+        <w:rPr>
+          <w:noProof w:val="0"/>
         </w:rPr>
         <w:t xml:space="preserve"> </w:t>
       </w:r>
       <w:proofErr w:type="spellStart"/>
       <w:r>
         <w:rPr>
-          <w:lang w:val="en-US"/>
-        </w:rPr>
-        <w:t>cưu</w:t>
-      </w:r>
-      <w:proofErr w:type="spellEnd"/>
-      <w:r>
-        <w:rPr>
-          <w:lang w:val="en-US"/>
-        </w:rPr>
-        <w:t xml:space="preserve"> khoa </w:t>
-      </w:r>
-      <w:proofErr w:type="spellStart"/>
-      <w:r>
-        <w:rPr>
-          <w:lang w:val="en-US"/>
-        </w:rPr>
-        <w:t>học</w:t>
-      </w:r>
-      <w:proofErr w:type="spellEnd"/>
-      <w:r>
-        <w:rPr>
-          <w:lang w:val="en-US"/>
+          <w:noProof w:val="0"/>
+        </w:rPr>
+        <w:t>là</w:t>
+      </w:r>
+      <w:proofErr w:type="spellEnd"/>
+      <w:r>
+        <w:rPr>
+          <w:noProof w:val="0"/>
         </w:rPr>
         <w:t xml:space="preserve"> </w:t>
       </w:r>
       <w:proofErr w:type="spellStart"/>
       <w:r>
         <w:rPr>
-          <w:lang w:val="en-US"/>
+          <w:noProof w:val="0"/>
+        </w:rPr>
+        <w:t>dì</w:t>
+      </w:r>
+      <w:proofErr w:type="spellEnd"/>
+      <w:r>
+        <w:rPr>
+          <w:noProof w:val="0"/>
+        </w:rPr>
+        <w:t xml:space="preserve">? </w:t>
+      </w:r>
+      <w:proofErr w:type="spellStart"/>
+      <w:r>
+        <w:rPr>
+          <w:noProof w:val="0"/>
+        </w:rPr>
+        <w:t>Xứ</w:t>
+      </w:r>
+      <w:proofErr w:type="spellEnd"/>
+      <w:r>
+        <w:rPr>
+          <w:noProof w:val="0"/>
+        </w:rPr>
+        <w:t xml:space="preserve"> </w:t>
+      </w:r>
+      <w:proofErr w:type="spellStart"/>
+      <w:r>
+        <w:rPr>
+          <w:noProof w:val="0"/>
+        </w:rPr>
+        <w:t>sở</w:t>
+      </w:r>
+      <w:proofErr w:type="spellEnd"/>
+      <w:r>
+        <w:rPr>
+          <w:noProof w:val="0"/>
+        </w:rPr>
+        <w:t xml:space="preserve"> </w:t>
+      </w:r>
+      <w:proofErr w:type="spellStart"/>
+      <w:r>
+        <w:rPr>
+          <w:noProof w:val="0"/>
         </w:rPr>
         <w:t>là</w:t>
       </w:r>
       <w:proofErr w:type="spellEnd"/>
       <w:r>
         <w:rPr>
-          <w:lang w:val="en-US"/>
+          <w:noProof w:val="0"/>
         </w:rPr>
         <w:t xml:space="preserve"> </w:t>
       </w:r>
       <w:proofErr w:type="spellStart"/>
       <w:r>
         <w:rPr>
-          <w:lang w:val="en-US"/>
-        </w:rPr>
-        <w:t>dì</w:t>
-      </w:r>
-      <w:proofErr w:type="spellEnd"/>
-      <w:r>
-        <w:rPr>
-          <w:lang w:val="en-US"/>
+          <w:noProof w:val="0"/>
+        </w:rPr>
+        <w:t>gì</w:t>
+      </w:r>
+      <w:proofErr w:type="spellEnd"/>
+      <w:r>
+        <w:rPr>
+          <w:noProof w:val="0"/>
         </w:rPr>
         <w:t>?</w:t>
       </w:r>
@@ -607,6 +687,10 @@
   <w:style w:type="paragraph" w:default="1" w:styleId="Normal">
     <w:name w:val="Normal"/>
     <w:qFormat/>
+    <w:rPr>
+      <w:noProof/>
+      <w:lang w:val="en-US"/>
+    </w:rPr>
   </w:style>
   <w:style w:type="character" w:default="1" w:styleId="DefaultParagraphFont">
     <w:name w:val="Default Paragraph Font"/>
@@ -897,4 +981,16 @@
     </a:ext>
   </a:extLst>
 </a:theme>
+</file>
+
+<file path=customXml/item1.xml><?xml version="1.0" encoding="utf-8"?>
+<b:Sources xmlns:b="http://schemas.openxmlformats.org/officeDocument/2006/bibliography" xmlns="http://schemas.openxmlformats.org/officeDocument/2006/bibliography" SelectedStyle="\APASixthEditionOfficeOnline.xsl" StyleName="APA" Version="6"/>
+</file>
+
+<file path=customXml/itemProps1.xml><?xml version="1.0" encoding="utf-8"?>
+<ds:datastoreItem xmlns:ds="http://schemas.openxmlformats.org/officeDocument/2006/customXml" ds:itemID="{E5F6AD12-1E4F-4B60-9242-699B00810C0B}">
+  <ds:schemaRefs>
+    <ds:schemaRef ds:uri="http://schemas.openxmlformats.org/officeDocument/2006/bibliography"/>
+  </ds:schemaRefs>
+</ds:datastoreItem>
 </file>